--- a/002-maze-madness/worksheets/extension-advanced-beginner.docx
+++ b/002-maze-madness/worksheets/extension-advanced-beginner.docx
@@ -13,7 +13,7 @@
           <w:b/>
           <w:sz w:val="40"/>
         </w:rPr>
-        <w:t>🧩 M002 Extension — Worksheet (Beginner)</w:t>
+        <w:t>🧩 M002 Extension 1 — Redstone Trail Solver</w:t>
       </w:r>
     </w:p>
     <w:p>
@@ -55,7 +55,7 @@
         <w:t>Time:</w:t>
       </w:r>
       <w:r>
-        <w:t xml:space="preserve"> about 35 minutes</w:t>
+        <w:t xml:space="preserve"> about 30 minutes</w:t>
       </w:r>
     </w:p>
     <w:p>
@@ -64,16 +64,7 @@
         <w:keepLines/>
       </w:pPr>
       <w:r>
-        <w:t xml:space="preserve">This is a </w:t>
-      </w:r>
-      <w:r>
-        <w:rPr>
-          <w:b/>
-        </w:rPr>
-        <w:t>challenge</w:t>
-      </w:r>
-      <w:r>
-        <w:t xml:space="preserve"> for students who finished the weekly mazes. The agent follows a </w:t>
+        <w:t xml:space="preserve">The agent follows a </w:t>
       </w:r>
       <w:r>
         <w:rPr>
@@ -82,7 +73,7 @@
         <w:t>redstone trail</w:t>
       </w:r>
       <w:r>
-        <w:t xml:space="preserve"> through a maze that goes </w:t>
+        <w:t xml:space="preserve">. The maze goes </w:t>
       </w:r>
       <w:r>
         <w:rPr>
@@ -91,7 +82,7 @@
         <w:t>up and down</w:t>
       </w:r>
       <w:r>
-        <w:t xml:space="preserve">, not just flat. You start it with a chat word: type </w:t>
+        <w:t xml:space="preserve">. Type </w:t>
       </w:r>
       <w:r>
         <w:rPr>
@@ -102,7 +93,7 @@
         <w:t>run</w:t>
       </w:r>
       <w:r>
-        <w:t>.</w:t>
+        <w:t xml:space="preserve"> to start it.</w:t>
       </w:r>
     </w:p>
     <w:p>
@@ -118,7 +109,7 @@
           <w:color w:val="1A4D2E"/>
           <w:sz w:val="30"/>
         </w:rPr>
-        <w:t>1 · Read the Chat Commands 🎛️</w:t>
+        <w:t>1 · Chat Words 🎛️</w:t>
       </w:r>
     </w:p>
     <w:p>
@@ -127,16 +118,7 @@
         <w:keepLines/>
       </w:pPr>
       <w:r>
-        <w:t xml:space="preserve">A chat command binds a </w:t>
-      </w:r>
-      <w:r>
-        <w:rPr>
-          <w:b/>
-        </w:rPr>
-        <w:t>word</w:t>
-      </w:r>
-      <w:r>
-        <w:t xml:space="preserve"> to an action. When you type that word in chat, the agent does it.</w:t>
+        <w:t>A chat word makes the agent move.</w:t>
       </w:r>
     </w:p>
     <w:p>
@@ -152,9 +134,9 @@
           <w:rFonts w:ascii="Consolas" w:hAnsi="Consolas" w:cs="Consolas"/>
           <w:sz w:val="21"/>
         </w:rPr>
-        <w:t>when you type "l":</w:t>
+        <w:t>type "l":</w:t>
         <w:br/>
-        <w:t xml:space="preserve">    agent turns left</w:t>
+        <w:t xml:space="preserve">    turn left</w:t>
       </w:r>
     </w:p>
     <w:p>
@@ -166,10 +148,10 @@
         <w:rPr>
           <w:b/>
         </w:rPr>
-        <w:t>You type `l`. What does the agent do? Circle one:</w:t>
+        <w:t>Type `l`. Circle one:</w:t>
       </w:r>
       <w:r>
-        <w:t xml:space="preserve"> turns left · turns right · jumps</w:t>
+        <w:t xml:space="preserve"> left · right · jump</w:t>
       </w:r>
     </w:p>
     <w:p>
@@ -224,9 +206,9 @@
           <w:rFonts w:ascii="Consolas" w:hAnsi="Consolas" w:cs="Consolas"/>
           <w:sz w:val="21"/>
         </w:rPr>
-        <w:t>when you type "rl":</w:t>
+        <w:t>type "rl":</w:t>
         <w:br/>
-        <w:t xml:space="preserve">    agent teleports back to you</w:t>
+        <w:t xml:space="preserve">    come back to you</w:t>
       </w:r>
     </w:p>
     <w:p>
@@ -238,10 +220,10 @@
         <w:rPr>
           <w:b/>
         </w:rPr>
-        <w:t>You type `rl`. Where does the agent go? Circle one:</w:t>
+        <w:t>Type `rl`. Circle one:</w:t>
       </w:r>
       <w:r>
-        <w:t xml:space="preserve"> to the goal · back to you · nowhere</w:t>
+        <w:t xml:space="preserve"> to goal · back to you</w:t>
       </w:r>
     </w:p>
     <w:p>
@@ -305,7 +287,7 @@
         <w:keepLines/>
       </w:pPr>
       <w:r>
-        <w:t>The agent reads redstone around it and follows the trail. Read each line and answer.</w:t>
+        <w:t>The agent reads redstone and follows it.</w:t>
       </w:r>
     </w:p>
     <w:p>
@@ -321,7 +303,7 @@
           <w:rFonts w:ascii="Consolas" w:hAnsi="Consolas" w:cs="Consolas"/>
           <w:sz w:val="21"/>
         </w:rPr>
-        <w:t>if redstone is below me:</w:t>
+        <w:t>redstone below me:</w:t>
         <w:br/>
         <w:t xml:space="preserve">    move up</w:t>
       </w:r>
@@ -335,10 +317,10 @@
         <w:rPr>
           <w:b/>
         </w:rPr>
-        <w:t>There is redstone under the agent. What does it do? Circle one:</w:t>
+        <w:t>Redstone is below. Circle one:</w:t>
       </w:r>
       <w:r>
-        <w:t xml:space="preserve"> move up · move down · stop</w:t>
+        <w:t xml:space="preserve"> up · down</w:t>
       </w:r>
     </w:p>
     <w:p>
@@ -393,7 +375,7 @@
           <w:rFonts w:ascii="Consolas" w:hAnsi="Consolas" w:cs="Consolas"/>
           <w:sz w:val="21"/>
         </w:rPr>
-        <w:t>if redstone is above me:</w:t>
+        <w:t>redstone above me:</w:t>
         <w:br/>
         <w:t xml:space="preserve">    move down</w:t>
       </w:r>
@@ -407,61 +389,10 @@
         <w:rPr>
           <w:b/>
         </w:rPr>
-        <w:t>This maze is 3D. Which way does the agent go here? Circle one:</w:t>
+        <w:t>Redstone is above. Circle one:</w:t>
       </w:r>
       <w:r>
         <w:t xml:space="preserve"> up · down</w:t>
-      </w:r>
-    </w:p>
-    <w:p>
-      <w:pPr>
-        <w:spacing w:after="0" w:before="0" w:line="520" w:lineRule="exact"/>
-        <w:keepNext/>
-        <w:keepLines/>
-        <w:pBdr>
-          <w:bottom w:val="single" w:sz="6" w:space="1" w:color="C9C9C9"/>
-        </w:pBdr>
-      </w:pPr>
-      <w:r>
-        <w:t xml:space="preserve"> </w:t>
-      </w:r>
-    </w:p>
-    <w:p>
-      <w:pPr>
-        <w:spacing w:after="0" w:before="0" w:line="520" w:lineRule="exact"/>
-        <w:keepNext/>
-        <w:keepLines/>
-        <w:pBdr>
-          <w:bottom w:val="single" w:sz="6" w:space="1" w:color="C9C9C9"/>
-        </w:pBdr>
-      </w:pPr>
-      <w:r>
-        <w:t xml:space="preserve"> </w:t>
-      </w:r>
-    </w:p>
-    <w:p>
-      <w:pPr>
-        <w:spacing w:after="0" w:before="0" w:line="520" w:lineRule="exact"/>
-        <w:keepNext w:val="0"/>
-        <w:keepLines/>
-        <w:pBdr>
-          <w:bottom w:val="single" w:sz="6" w:space="1" w:color="C9C9C9"/>
-        </w:pBdr>
-      </w:pPr>
-      <w:r>
-        <w:t xml:space="preserve"> </w:t>
-      </w:r>
-    </w:p>
-    <w:p>
-      <w:pPr>
-        <w:keepNext/>
-        <w:keepLines/>
-      </w:pPr>
-      <w:r>
-        <w:rPr>
-          <w:b/>
-        </w:rPr>
-        <w:t>The agent follows the redstone like a path. In one short sentence, what is the redstone for?</w:t>
       </w:r>
     </w:p>
     <w:p>
@@ -516,7 +447,7 @@
           <w:color w:val="1A4D2E"/>
           <w:sz w:val="30"/>
         </w:rPr>
-        <w:t>3 · Find the Difference 🐛</w:t>
+        <w:t>3 · Fill the Gap ✏️</w:t>
       </w:r>
     </w:p>
     <w:p>
@@ -525,31 +456,16 @@
         <w:keepLines/>
       </w:pPr>
       <w:r>
-        <w:t>Each pair shows clean steps first, then a broken version. Circle what's different and write one short sentence about the bug.</w:t>
-      </w:r>
-    </w:p>
-    <w:p>
-      <w:pPr>
-        <w:keepNext/>
-        <w:keepLines/>
-      </w:pPr>
-      <w:r>
-        <w:rPr>
-          <w:b/>
-        </w:rPr>
-        <w:t>Pair A</w:t>
-      </w:r>
-      <w:r>
-        <w:t xml:space="preserve"> — The agent should </w:t>
+        <w:t xml:space="preserve">Redstone below means go </w:t>
       </w:r>
       <w:r>
         <w:rPr>
           <w:b/>
         </w:rPr>
-        <w:t>keep going</w:t>
+        <w:t>up</w:t>
       </w:r>
       <w:r>
-        <w:t xml:space="preserve"> until the maze is done.</w:t>
+        <w:t>. One word is missing.</w:t>
       </w:r>
     </w:p>
     <w:p>
@@ -565,138 +481,7 @@
           <w:rFonts w:ascii="Consolas" w:hAnsi="Consolas" w:cs="Consolas"/>
           <w:sz w:val="21"/>
         </w:rPr>
-        <w:t># clean</w:t>
-        <w:br/>
-        <w:t>keep doing forever:</w:t>
-        <w:br/>
-        <w:t xml:space="preserve">    move forward</w:t>
-        <w:br/>
-        <w:t xml:space="preserve">    if redstone is below me:</w:t>
-        <w:br/>
-        <w:t xml:space="preserve">        move up</w:t>
-      </w:r>
-    </w:p>
-    <w:p>
-      <w:pPr>
-        <w:spacing w:before="40" w:after="160"/>
-        <w:ind w:left="288"/>
-        <w:keepNext/>
-        <w:keepLines/>
-        <w:shd w:val="clear" w:fill="F4F4F4"/>
-      </w:pPr>
-      <w:r>
-        <w:rPr>
-          <w:rFonts w:ascii="Consolas" w:hAnsi="Consolas" w:cs="Consolas"/>
-          <w:sz w:val="21"/>
-        </w:rPr>
-        <w:t># buggy</w:t>
-        <w:br/>
-        <w:t>move forward</w:t>
-        <w:br/>
-        <w:t>if redstone is below me:</w:t>
-        <w:br/>
-        <w:t xml:space="preserve">    move up</w:t>
-      </w:r>
-    </w:p>
-    <w:p>
-      <w:pPr>
-        <w:keepNext/>
-        <w:keepLines/>
-      </w:pPr>
-      <w:r>
-        <w:rPr>
-          <w:b/>
-        </w:rPr>
-        <w:t>What is wrong? How many times does the buggy agent check the trail?</w:t>
-      </w:r>
-    </w:p>
-    <w:p>
-      <w:pPr>
-        <w:spacing w:after="0" w:before="0" w:line="520" w:lineRule="exact"/>
-        <w:keepNext/>
-        <w:keepLines/>
-        <w:pBdr>
-          <w:bottom w:val="single" w:sz="6" w:space="1" w:color="C9C9C9"/>
-        </w:pBdr>
-      </w:pPr>
-      <w:r>
-        <w:t xml:space="preserve"> </w:t>
-      </w:r>
-    </w:p>
-    <w:p>
-      <w:pPr>
-        <w:spacing w:after="0" w:before="0" w:line="520" w:lineRule="exact"/>
-        <w:keepNext/>
-        <w:keepLines/>
-        <w:pBdr>
-          <w:bottom w:val="single" w:sz="6" w:space="1" w:color="C9C9C9"/>
-        </w:pBdr>
-      </w:pPr>
-      <w:r>
-        <w:t xml:space="preserve"> </w:t>
-      </w:r>
-    </w:p>
-    <w:p>
-      <w:pPr>
-        <w:spacing w:after="0" w:before="0" w:line="520" w:lineRule="exact"/>
-        <w:keepNext w:val="0"/>
-        <w:keepLines/>
-        <w:pBdr>
-          <w:bottom w:val="single" w:sz="6" w:space="1" w:color="C9C9C9"/>
-        </w:pBdr>
-      </w:pPr>
-      <w:r>
-        <w:t xml:space="preserve"> </w:t>
-      </w:r>
-    </w:p>
-    <w:p>
-      <w:pPr>
-        <w:keepNext/>
-        <w:keepLines/>
-        <w:pageBreakBefore/>
-        <w:spacing w:before="40" w:after="120"/>
-      </w:pPr>
-      <w:r>
-        <w:rPr>
-          <w:b/>
-          <w:color w:val="1A4D2E"/>
-          <w:sz w:val="30"/>
-        </w:rPr>
-        <w:t>4 · Fill the Gap ✏️</w:t>
-      </w:r>
-    </w:p>
-    <w:p>
-      <w:pPr>
-        <w:keepNext/>
-        <w:keepLines/>
-      </w:pPr>
-      <w:r>
-        <w:t xml:space="preserve">The agent should go </w:t>
-      </w:r>
-      <w:r>
-        <w:rPr>
-          <w:b/>
-        </w:rPr>
-        <w:t>up</w:t>
-      </w:r>
-      <w:r>
-        <w:t xml:space="preserve"> when there is redstone below it. One word is missing. Fill it in from the word bank.</w:t>
-      </w:r>
-    </w:p>
-    <w:p>
-      <w:pPr>
-        <w:spacing w:before="40" w:after="160"/>
-        <w:ind w:left="288"/>
-        <w:keepNext/>
-        <w:keepLines/>
-        <w:shd w:val="clear" w:fill="F4F4F4"/>
-      </w:pPr>
-      <w:r>
-        <w:rPr>
-          <w:rFonts w:ascii="Consolas" w:hAnsi="Consolas" w:cs="Consolas"/>
-          <w:sz w:val="21"/>
-        </w:rPr>
-        <w:t>if redstone is below me:</w:t>
+        <w:t>redstone below me:</w:t>
         <w:br/>
         <w:t xml:space="preserve">    move ____</w:t>
       </w:r>
@@ -755,7 +540,7 @@
         <w:rPr>
           <w:b/>
         </w:rPr>
-        <w:t>Write the missing word:</w:t>
+        <w:t>Write it:</w:t>
       </w:r>
     </w:p>
     <w:p>
@@ -810,7 +595,7 @@
           <w:color w:val="1A4D2E"/>
           <w:sz w:val="30"/>
         </w:rPr>
-        <w:t>5 · Tell Me What You Built 📸</w:t>
+        <w:t>4 · Show Me 📸</w:t>
       </w:r>
     </w:p>
     <w:p>
@@ -819,7 +604,7 @@
         <w:keepLines/>
       </w:pPr>
       <w:r>
-        <w:t xml:space="preserve">Open the extension world. Type </w:t>
+        <w:t xml:space="preserve">Open the world. Type </w:t>
       </w:r>
       <w:r>
         <w:rPr>
@@ -830,7 +615,7 @@
         <w:t>run</w:t>
       </w:r>
       <w:r>
-        <w:t xml:space="preserve"> and watch the agent follow the redstone trail to the goal. When it finishes, come back here.</w:t>
+        <w:t>. Watch the agent reach the goal.</w:t>
       </w:r>
     </w:p>
     <w:p>
@@ -839,7 +624,7 @@
         <w:keepLines/>
       </w:pPr>
       <w:r>
-        <w:t>Send a photo or video of the agent at the goal, then explain what you did. Use these sentence starters — write 2 or 3 sentences.</w:t>
+        <w:t>Send a photo OR video of the agent at the goal. Write 2 short lines.</w:t>
       </w:r>
     </w:p>
     <w:p>
@@ -854,7 +639,7 @@
           <w:i/>
           <w:color w:val="444444"/>
         </w:rPr>
-        <w:t>The maze was 3D, so the agent went …</w:t>
+        <w:t>The maze went up and …</w:t>
       </w:r>
     </w:p>
     <w:p>
@@ -870,267 +655,6 @@
           <w:color w:val="444444"/>
         </w:rPr>
         <w:t>The redstone trail told the agent to …</w:t>
-      </w:r>
-    </w:p>
-    <w:p>
-      <w:pPr>
-        <w:keepNext/>
-        <w:keepLines/>
-        <w:spacing w:after="60"/>
-        <w:ind w:left="504"/>
-      </w:pPr>
-      <w:r>
-        <w:rPr>
-          <w:i/>
-          <w:color w:val="444444"/>
-        </w:rPr>
-        <w:t>The hardest part was …</w:t>
-      </w:r>
-    </w:p>
-    <w:p>
-      <w:pPr>
-        <w:spacing w:after="0" w:before="0" w:line="520" w:lineRule="exact"/>
-        <w:keepNext/>
-        <w:keepLines/>
-        <w:pBdr>
-          <w:bottom w:val="single" w:sz="6" w:space="1" w:color="C9C9C9"/>
-        </w:pBdr>
-      </w:pPr>
-      <w:r>
-        <w:t xml:space="preserve"> </w:t>
-      </w:r>
-    </w:p>
-    <w:p>
-      <w:pPr>
-        <w:spacing w:after="0" w:before="0" w:line="520" w:lineRule="exact"/>
-        <w:keepNext/>
-        <w:keepLines/>
-        <w:pBdr>
-          <w:bottom w:val="single" w:sz="6" w:space="1" w:color="C9C9C9"/>
-        </w:pBdr>
-      </w:pPr>
-      <w:r>
-        <w:t xml:space="preserve"> </w:t>
-      </w:r>
-    </w:p>
-    <w:p>
-      <w:pPr>
-        <w:spacing w:after="0" w:before="0" w:line="520" w:lineRule="exact"/>
-        <w:keepNext/>
-        <w:keepLines/>
-        <w:pBdr>
-          <w:bottom w:val="single" w:sz="6" w:space="1" w:color="C9C9C9"/>
-        </w:pBdr>
-      </w:pPr>
-      <w:r>
-        <w:t xml:space="preserve"> </w:t>
-      </w:r>
-    </w:p>
-    <w:p>
-      <w:pPr>
-        <w:spacing w:after="0" w:before="0" w:line="520" w:lineRule="exact"/>
-        <w:keepNext/>
-        <w:keepLines/>
-        <w:pBdr>
-          <w:bottom w:val="single" w:sz="6" w:space="1" w:color="C9C9C9"/>
-        </w:pBdr>
-      </w:pPr>
-      <w:r>
-        <w:t xml:space="preserve"> </w:t>
-      </w:r>
-    </w:p>
-    <w:p>
-      <w:pPr>
-        <w:spacing w:after="0" w:before="0" w:line="520" w:lineRule="exact"/>
-        <w:keepNext/>
-        <w:keepLines/>
-        <w:pBdr>
-          <w:bottom w:val="single" w:sz="6" w:space="1" w:color="C9C9C9"/>
-        </w:pBdr>
-      </w:pPr>
-      <w:r>
-        <w:t xml:space="preserve"> </w:t>
-      </w:r>
-    </w:p>
-    <w:p>
-      <w:pPr>
-        <w:spacing w:after="0" w:before="0" w:line="520" w:lineRule="exact"/>
-        <w:keepNext/>
-        <w:keepLines/>
-        <w:pBdr>
-          <w:bottom w:val="single" w:sz="6" w:space="1" w:color="C9C9C9"/>
-        </w:pBdr>
-      </w:pPr>
-      <w:r>
-        <w:t xml:space="preserve"> </w:t>
-      </w:r>
-    </w:p>
-    <w:p>
-      <w:pPr>
-        <w:spacing w:after="0" w:before="0" w:line="520" w:lineRule="exact"/>
-        <w:keepNext/>
-        <w:keepLines/>
-        <w:pBdr>
-          <w:bottom w:val="single" w:sz="6" w:space="1" w:color="C9C9C9"/>
-        </w:pBdr>
-      </w:pPr>
-      <w:r>
-        <w:t xml:space="preserve"> </w:t>
-      </w:r>
-    </w:p>
-    <w:p>
-      <w:pPr>
-        <w:spacing w:after="0" w:before="0" w:line="520" w:lineRule="exact"/>
-        <w:keepNext/>
-        <w:keepLines/>
-        <w:pBdr>
-          <w:bottom w:val="single" w:sz="6" w:space="1" w:color="C9C9C9"/>
-        </w:pBdr>
-      </w:pPr>
-      <w:r>
-        <w:t xml:space="preserve"> </w:t>
-      </w:r>
-    </w:p>
-    <w:p>
-      <w:pPr>
-        <w:spacing w:after="0" w:before="0" w:line="520" w:lineRule="exact"/>
-        <w:keepNext w:val="0"/>
-        <w:keepLines/>
-        <w:pBdr>
-          <w:bottom w:val="single" w:sz="6" w:space="1" w:color="C9C9C9"/>
-        </w:pBdr>
-      </w:pPr>
-      <w:r>
-        <w:t xml:space="preserve"> </w:t>
-      </w:r>
-    </w:p>
-    <w:p>
-      <w:pPr>
-        <w:keepNext/>
-        <w:keepLines/>
-        <w:pageBreakBefore/>
-        <w:spacing w:before="40" w:after="120"/>
-      </w:pPr>
-      <w:r>
-        <w:rPr>
-          <w:b/>
-          <w:color w:val="1A4D2E"/>
-          <w:sz w:val="30"/>
-        </w:rPr>
-        <w:t>6 · Record Your Walkthrough 🎥</w:t>
-      </w:r>
-    </w:p>
-    <w:p>
-      <w:pPr>
-        <w:keepNext/>
-        <w:keepLines/>
-      </w:pPr>
-      <w:r>
-        <w:t xml:space="preserve">Take a video on your phone (or a parent's phone) while the agent solves the maze. Talk like you are teaching a friend. Try to use these words: </w:t>
-      </w:r>
-      <w:r>
-        <w:rPr>
-          <w:b/>
-        </w:rPr>
-        <w:t>redstone</w:t>
-      </w:r>
-      <w:r>
-        <w:t xml:space="preserve">, </w:t>
-      </w:r>
-      <w:r>
-        <w:rPr>
-          <w:b/>
-        </w:rPr>
-        <w:t>trail</w:t>
-      </w:r>
-      <w:r>
-        <w:t xml:space="preserve">, </w:t>
-      </w:r>
-      <w:r>
-        <w:rPr>
-          <w:b/>
-        </w:rPr>
-        <w:t>up</w:t>
-      </w:r>
-      <w:r>
-        <w:t xml:space="preserve">, </w:t>
-      </w:r>
-      <w:r>
-        <w:rPr>
-          <w:b/>
-        </w:rPr>
-        <w:t>down</w:t>
-      </w:r>
-      <w:r>
-        <w:t xml:space="preserve">, </w:t>
-      </w:r>
-      <w:r>
-        <w:rPr>
-          <w:b/>
-        </w:rPr>
-        <w:t>3D</w:t>
-      </w:r>
-      <w:r>
-        <w:t>.</w:t>
-      </w:r>
-    </w:p>
-    <w:p>
-      <w:pPr>
-        <w:keepNext/>
-        <w:keepLines/>
-        <w:spacing w:after="60"/>
-        <w:ind w:left="864"/>
-      </w:pPr>
-      <w:r>
-        <w:t>1.  Show the maze and the redstone trail.</w:t>
-      </w:r>
-    </w:p>
-    <w:p>
-      <w:pPr>
-        <w:keepNext/>
-        <w:keepLines/>
-        <w:spacing w:after="60"/>
-        <w:ind w:left="864"/>
-      </w:pPr>
-      <w:r>
-        <w:t xml:space="preserve">2.  Type </w:t>
-      </w:r>
-      <w:r>
-        <w:rPr>
-          <w:rFonts w:ascii="Consolas" w:hAnsi="Consolas" w:cs="Consolas"/>
-          <w:sz w:val="21"/>
-          <w:shd w:val="clear" w:fill="EEEEEE"/>
-        </w:rPr>
-        <w:t>run</w:t>
-      </w:r>
-      <w:r>
-        <w:t xml:space="preserve"> and show the agent following it.</w:t>
-      </w:r>
-    </w:p>
-    <w:p>
-      <w:pPr>
-        <w:keepNext/>
-        <w:keepLines/>
-        <w:spacing w:after="60"/>
-        <w:ind w:left="864"/>
-      </w:pPr>
-      <w:r>
-        <w:t>3.  Say one place where the agent went up or down.</w:t>
-      </w:r>
-    </w:p>
-    <w:p>
-      <w:pPr>
-        <w:keepNext/>
-        <w:keepLines/>
-      </w:pPr>
-      <w:r>
-        <w:rPr>
-          <w:b/>
-        </w:rPr>
-        <w:t>Write what you will say in your video.</w:t>
-      </w:r>
-      <w:r>
-        <w:t xml:space="preserve"> You can read from it while filming.</w:t>
       </w:r>
     </w:p>
     <w:p>
